--- a/brain/BusinessArtifacts/Audits/ClaudeChatHealthy_Codebase_Audit_Report.docx
+++ b/brain/BusinessArtifacts/Audits/ClaudeChatHealthy_Codebase_Audit_Report.docx
@@ -667,7 +667,7 @@
     </w:p>
     <w:p>
       <w:r>
-        <w:t>File a single comprehensive story that documents the full scope of what FindCareApp bypasses. Then implement a hybrid path in FindCareApp: for provider searches keep /classify+/search; for conversational queries such as follow-up, About ChatHealthy, clinical trials, and context carry-forward route through /chat with a lightweight response render. Alternatively, mount ChatWindow alongside FindCareApp as a chat panel. This is a product architecture decision that must involve Boss before coding begins.</w:t>
+        <w:t>File a single comprehensive story that documents the full scope of what FindCareApp bypasses. Then implement a hybrid path in FindCareApp: for provider searches keep /classify+/search; for conversational queries such as follow-up, About ChatHealthy, clinical trials, and context carry-forward route through /chat with a lightweight response render. Alternatively, mount ChatWindow alongside FindCareApp as a chat panel. This is a product architecture decision that must involve human before coding begins.</w:t>
       </w:r>
     </w:p>
     <w:p>
@@ -735,7 +735,7 @@
     </w:p>
     <w:p>
       <w:r>
-        <w:t>Dependencies: Legal review of UMLS license; Boss sign-off on attribution wording</w:t>
+        <w:t>Dependencies: Legal review of UMLS license; human sign-off on attribution wording</w:t>
       </w:r>
     </w:p>
     <w:p>
@@ -953,7 +953,7 @@
     </w:p>
     <w:p>
       <w:r>
-        <w:t>Dependencies: MongoDB access for brain loop (if restoring); Boss decision on brain automation roadmap</w:t>
+        <w:t>Dependencies: MongoDB access for brain loop (if restoring); human decision on brain automation roadmap</w:t>
       </w:r>
     </w:p>
     <w:p>
@@ -1011,7 +1011,7 @@
     </w:p>
     <w:p>
       <w:r>
-        <w:t>Implement ASN-MAP001 when Boss accepts the acceptance criteria. Google Maps API key infrastructure already exists. Implement as a map panel in FindCareApp alongside provider cards. Low priority until core architectural gaps are resolved.</w:t>
+        <w:t>Implement ASN-MAP001 when human accepts the acceptance criteria. Google Maps API key infrastructure already exists. Implement as a map panel in FindCareApp alongside provider cards. Low priority until core architectural gaps are resolved.</w:t>
       </w:r>
     </w:p>
     <w:p>
@@ -3159,6 +3159,8 @@
       </w:pPr>
     </w:p>
     <w:sectPr>
+      <w:headerReference w:type="default" r:id="rId8"/>
+      <w:footerReference w:type="default" r:id="rId9"/>
       <w:pgSz w:w="12240" w:h="15840"/>
       <w:pgMar w:top="1440" w:right="1800" w:bottom="1440" w:left="1800" w:header="720" w:footer="720" w:gutter="0"/>
       <w:cols w:space="720"/>
@@ -3166,6 +3168,26 @@
     </w:sectPr>
   </w:body>
 </w:document>
+</file>
+
+<file path=word/footer1.xml><?xml version="1.0" encoding="utf-8"?>
+<w:ftr xmlns:m="http://schemas.openxmlformats.org/officeDocument/2006/math" xmlns:mc="http://schemas.openxmlformats.org/markup-compatibility/2006" xmlns:mo="http://schemas.microsoft.com/office/mac/office/2008/main" xmlns:mv="urn:schemas-microsoft-com:mac:vml" xmlns:o="urn:schemas-microsoft-com:office:office" xmlns:r="http://schemas.openxmlformats.org/officeDocument/2006/relationships" xmlns:v="urn:schemas-microsoft-com:vml" xmlns:w10="urn:schemas-microsoft-com:office:word" xmlns:w14="http://schemas.microsoft.com/office/word/2010/wordml" xmlns:w="http://schemas.openxmlformats.org/wordprocessingml/2006/main" xmlns:wne="http://schemas.microsoft.com/office/word/2006/wordml" xmlns:wp14="http://schemas.microsoft.com/office/word/2010/wordprocessingDrawing" xmlns:wp="http://schemas.openxmlformats.org/drawingml/2006/wordprocessingDrawing" xmlns:wpc="http://schemas.microsoft.com/office/word/2010/wordprocessingCanvas" xmlns:wpg="http://schemas.microsoft.com/office/word/2010/wordprocessingGroup" xmlns:wpi="http://schemas.microsoft.com/office/word/2010/wordprocessingInk" xmlns:wps="http://schemas.microsoft.com/office/word/2010/wordprocessingShape" mc:Ignorable="w14 wp14">
+  <w:p>
+    <w:pPr>
+      <w:pStyle w:val="Footer"/>
+    </w:pPr>
+  </w:p>
+</w:ftr>
+</file>
+
+<file path=word/header1.xml><?xml version="1.0" encoding="utf-8"?>
+<w:hdr xmlns:m="http://schemas.openxmlformats.org/officeDocument/2006/math" xmlns:mc="http://schemas.openxmlformats.org/markup-compatibility/2006" xmlns:mo="http://schemas.microsoft.com/office/mac/office/2008/main" xmlns:mv="urn:schemas-microsoft-com:mac:vml" xmlns:o="urn:schemas-microsoft-com:office:office" xmlns:r="http://schemas.openxmlformats.org/officeDocument/2006/relationships" xmlns:v="urn:schemas-microsoft-com:vml" xmlns:w10="urn:schemas-microsoft-com:office:word" xmlns:w14="http://schemas.microsoft.com/office/word/2010/wordml" xmlns:w="http://schemas.openxmlformats.org/wordprocessingml/2006/main" xmlns:wne="http://schemas.microsoft.com/office/word/2006/wordml" xmlns:wp14="http://schemas.microsoft.com/office/word/2010/wordprocessingDrawing" xmlns:wp="http://schemas.openxmlformats.org/drawingml/2006/wordprocessingDrawing" xmlns:wpc="http://schemas.microsoft.com/office/word/2010/wordprocessingCanvas" xmlns:wpg="http://schemas.microsoft.com/office/word/2010/wordprocessingGroup" xmlns:wpi="http://schemas.microsoft.com/office/word/2010/wordprocessingInk" xmlns:wps="http://schemas.microsoft.com/office/word/2010/wordprocessingShape" mc:Ignorable="w14 wp14">
+  <w:p>
+    <w:pPr>
+      <w:pStyle w:val="Header"/>
+    </w:pPr>
+  </w:p>
+</w:hdr>
 </file>
 
 <file path=word/numbering.xml><?xml version="1.0" encoding="utf-8"?>
